--- a/docs/rgpd/Registre-des-traitements-BUUPP.docx
+++ b/docs/rgpd/Registre-des-traitements-BUUPP.docx
@@ -21,7 +21,6 @@
       </w:pPr>
       <w:r>
         <w:rPr>
-          <w:color w:val="0F172A"/>
           <w:sz w:val="32"/>
         </w:rPr>
         <w:t>Registre des activités de traitement</w:t>
@@ -63,18 +62,14 @@
         <w:t>Version : 14/06/2026</w:t>
       </w:r>
     </w:p>
-    <w:p/>
     <w:p>
-      <w:pPr>
-        <w:spacing w:after="200"/>
-      </w:pPr>
       <w:r>
         <w:rPr>
           <w:i/>
           <w:color w:val="B45309"/>
           <w:sz w:val="17"/>
         </w:rPr>
-        <w:t>Document de travail ancré sur le système en production (politique de confidentialité publiée, base de données, code source). Les arbitrages juridiques (bases légales, durées, désignation du DPO) doivent être validés par le DPO / le conseil juridique. Les champs marqués « [À COMPLÉTER] » requièrent une décision du responsable de traitement.</w:t>
+        <w:t>Document de travail ancré sur le système en production (politique de confidentialité publiée, base de données, code source). Les arbitrages juridiques (bases légales, durées, désignation du DPO) doivent être validés par le DPO / le conseil juridique. Les champs marqués « [À COMPLÉTER] » requièrent une décision du responsable de traitement. Ce document ne constitue pas un avis juridique.</w:t>
       </w:r>
     </w:p>
     <w:p>
@@ -115,7 +110,7 @@
         <w:rPr>
           <w:b/>
         </w:rPr>
-        <w:t xml:space="preserve">DPO / Chargé à la protection des données : </w:t>
+        <w:t xml:space="preserve">DPO : </w:t>
       </w:r>
       <w:r>
         <w:t>dp.buupp@buupp.com</w:t>
@@ -129,7 +124,7 @@
         <w:rPr>
           <w:b/>
         </w:rPr>
-        <w:t xml:space="preserve">Catégories de personnes concernées : </w:t>
+        <w:t xml:space="preserve">Catégories de personnes : </w:t>
       </w:r>
       <w:r>
         <w:t>Particuliers (« prospects »), professionnels clients, visiteurs (liste d'attente).</w:t>
@@ -146,21 +141,7 @@
         <w:t xml:space="preserve">Transferts hors UE : </w:t>
       </w:r>
       <w:r>
-        <w:t>Aucun transfert hors UE pour les données de production hébergées chez Supabase (UE). Certains sous-traitants (Vercel, Clerk, Cloudflare) sont établis aux États-Unis : encadrement par clauses contractuelles types (SCC).</w:t>
-      </w:r>
-    </w:p>
-    <w:p>
-      <w:pPr>
-        <w:spacing w:after="120"/>
-      </w:pPr>
-      <w:r>
-        <w:rPr>
-          <w:b w:val="0"/>
-          <w:i/>
-          <w:color w:val="B45309"/>
-          <w:sz w:val="17"/>
-        </w:rPr>
-        <w:t>* La politique publiée mentionne « Francfort » ; le projet de production est effectivement en région eu-west-1 (Irlande). À harmoniser entre la politique et ce registre. [À COMPLÉTER]</w:t>
+        <w:t>Données de production hébergées dans l'UE (Supabase, Irlande). Certains sous-traitants (Vercel, Clerk, Cloudflare) sont aux États-Unis → clauses contractuelles types (SCC).</w:t>
       </w:r>
     </w:p>
     <w:p>
@@ -196,7 +177,7 @@
             <w:r>
               <w:rPr>
                 <w:b/>
-                <w:sz w:val="17"/>
+                <w:sz w:val="16"/>
               </w:rPr>
               <w:t>Sous-traitant</w:t>
             </w:r>
@@ -210,7 +191,7 @@
             <w:r>
               <w:rPr>
                 <w:b/>
-                <w:sz w:val="17"/>
+                <w:sz w:val="16"/>
               </w:rPr>
               <w:t>Rôle</w:t>
             </w:r>
@@ -224,7 +205,7 @@
             <w:r>
               <w:rPr>
                 <w:b/>
-                <w:sz w:val="17"/>
+                <w:sz w:val="16"/>
               </w:rPr>
               <w:t>Localisation</w:t>
             </w:r>
@@ -238,7 +219,7 @@
             <w:r>
               <w:rPr>
                 <w:b/>
-                <w:sz w:val="17"/>
+                <w:sz w:val="16"/>
               </w:rPr>
               <w:t>Encadrement</w:t>
             </w:r>
@@ -253,7 +234,7 @@
           <w:p>
             <w:r>
               <w:rPr>
-                <w:sz w:val="17"/>
+                <w:sz w:val="16"/>
               </w:rPr>
               <w:t>Supabase Inc.</w:t>
             </w:r>
@@ -266,7 +247,7 @@
           <w:p>
             <w:r>
               <w:rPr>
-                <w:sz w:val="17"/>
+                <w:sz w:val="16"/>
               </w:rPr>
               <w:t>Base de données PostgreSQL + Storage</w:t>
             </w:r>
@@ -279,9 +260,9 @@
           <w:p>
             <w:r>
               <w:rPr>
-                <w:sz w:val="17"/>
+                <w:sz w:val="16"/>
               </w:rPr>
-              <w:t>UE — Irlande (eu-west-1)*</w:t>
+              <w:t>UE — Irlande (eu-west-1)</w:t>
             </w:r>
           </w:p>
         </w:tc>
@@ -292,7 +273,7 @@
           <w:p>
             <w:r>
               <w:rPr>
-                <w:sz w:val="17"/>
+                <w:sz w:val="16"/>
               </w:rPr>
               <w:t>Art. 28 — DPA</w:t>
             </w:r>
@@ -307,7 +288,7 @@
           <w:p>
             <w:r>
               <w:rPr>
-                <w:sz w:val="17"/>
+                <w:sz w:val="16"/>
               </w:rPr>
               <w:t>Vercel Inc.</w:t>
             </w:r>
@@ -320,7 +301,7 @@
           <w:p>
             <w:r>
               <w:rPr>
-                <w:sz w:val="17"/>
+                <w:sz w:val="16"/>
               </w:rPr>
               <w:t>Hébergement de l'application</w:t>
             </w:r>
@@ -333,7 +314,7 @@
           <w:p>
             <w:r>
               <w:rPr>
-                <w:sz w:val="17"/>
+                <w:sz w:val="16"/>
               </w:rPr>
               <w:t>États-Unis (servi en UE)</w:t>
             </w:r>
@@ -346,7 +327,7 @@
           <w:p>
             <w:r>
               <w:rPr>
-                <w:sz w:val="17"/>
+                <w:sz w:val="16"/>
               </w:rPr>
               <w:t>SCC (clauses types)</w:t>
             </w:r>
@@ -361,7 +342,7 @@
           <w:p>
             <w:r>
               <w:rPr>
-                <w:sz w:val="17"/>
+                <w:sz w:val="16"/>
               </w:rPr>
               <w:t>Clerk Inc.</w:t>
             </w:r>
@@ -374,7 +355,7 @@
           <w:p>
             <w:r>
               <w:rPr>
-                <w:sz w:val="17"/>
+                <w:sz w:val="16"/>
               </w:rPr>
               <w:t>Authentification / identités</w:t>
             </w:r>
@@ -387,7 +368,7 @@
           <w:p>
             <w:r>
               <w:rPr>
-                <w:sz w:val="17"/>
+                <w:sz w:val="16"/>
               </w:rPr>
               <w:t>États-Unis</w:t>
             </w:r>
@@ -400,7 +381,7 @@
           <w:p>
             <w:r>
               <w:rPr>
-                <w:sz w:val="17"/>
+                <w:sz w:val="16"/>
               </w:rPr>
               <w:t>SCC (clauses types)</w:t>
             </w:r>
@@ -415,7 +396,7 @@
           <w:p>
             <w:r>
               <w:rPr>
-                <w:sz w:val="17"/>
+                <w:sz w:val="16"/>
               </w:rPr>
               <w:t>Stripe Payments Europe Ltd</w:t>
             </w:r>
@@ -428,7 +409,7 @@
           <w:p>
             <w:r>
               <w:rPr>
-                <w:sz w:val="17"/>
+                <w:sz w:val="16"/>
               </w:rPr>
               <w:t>Paiements, KYC, virements (Connect)</w:t>
             </w:r>
@@ -441,7 +422,7 @@
           <w:p>
             <w:r>
               <w:rPr>
-                <w:sz w:val="17"/>
+                <w:sz w:val="16"/>
               </w:rPr>
               <w:t>UE — Irlande</w:t>
             </w:r>
@@ -454,7 +435,7 @@
           <w:p>
             <w:r>
               <w:rPr>
-                <w:sz w:val="17"/>
+                <w:sz w:val="16"/>
               </w:rPr>
               <w:t>RT distinct (PCI-DSS)</w:t>
             </w:r>
@@ -469,7 +450,7 @@
           <w:p>
             <w:r>
               <w:rPr>
-                <w:sz w:val="17"/>
+                <w:sz w:val="16"/>
               </w:rPr>
               <w:t>Brevo (Sendinblue SAS)</w:t>
             </w:r>
@@ -482,7 +463,7 @@
           <w:p>
             <w:r>
               <w:rPr>
-                <w:sz w:val="17"/>
+                <w:sz w:val="16"/>
               </w:rPr>
               <w:t>E-mails et SMS transactionnels</w:t>
             </w:r>
@@ -495,7 +476,7 @@
           <w:p>
             <w:r>
               <w:rPr>
-                <w:sz w:val="17"/>
+                <w:sz w:val="16"/>
               </w:rPr>
               <w:t>UE — France</w:t>
             </w:r>
@@ -508,7 +489,7 @@
           <w:p>
             <w:r>
               <w:rPr>
-                <w:sz w:val="17"/>
+                <w:sz w:val="16"/>
               </w:rPr>
               <w:t>Art. 28 — DPA</w:t>
             </w:r>
@@ -523,7 +504,7 @@
           <w:p>
             <w:r>
               <w:rPr>
-                <w:sz w:val="17"/>
+                <w:sz w:val="16"/>
               </w:rPr>
               <w:t>Cloudflare</w:t>
             </w:r>
@@ -536,7 +517,7 @@
           <w:p>
             <w:r>
               <w:rPr>
-                <w:sz w:val="17"/>
+                <w:sz w:val="16"/>
               </w:rPr>
               <w:t>Routage des alias e-mail watermarqués</w:t>
             </w:r>
@@ -549,7 +530,7 @@
           <w:p>
             <w:r>
               <w:rPr>
-                <w:sz w:val="17"/>
+                <w:sz w:val="16"/>
               </w:rPr>
               <w:t>Réseau mondial (UE)</w:t>
             </w:r>
@@ -562,7 +543,7 @@
           <w:p>
             <w:r>
               <w:rPr>
-                <w:sz w:val="17"/>
+                <w:sz w:val="16"/>
               </w:rPr>
               <w:t>SCC (clauses types)</w:t>
             </w:r>
@@ -577,7 +558,7 @@
           <w:p>
             <w:r>
               <w:rPr>
-                <w:sz w:val="17"/>
+                <w:sz w:val="16"/>
               </w:rPr>
               <w:t>DGFiP</w:t>
             </w:r>
@@ -590,7 +571,7 @@
           <w:p>
             <w:r>
               <w:rPr>
-                <w:sz w:val="17"/>
+                <w:sz w:val="16"/>
               </w:rPr>
               <w:t>Transmission fiscale annuelle (DAC7)</w:t>
             </w:r>
@@ -603,7 +584,7 @@
           <w:p>
             <w:r>
               <w:rPr>
-                <w:sz w:val="17"/>
+                <w:sz w:val="16"/>
               </w:rPr>
               <w:t>France</w:t>
             </w:r>
@@ -616,7 +597,7 @@
           <w:p>
             <w:r>
               <w:rPr>
-                <w:sz w:val="17"/>
+                <w:sz w:val="16"/>
               </w:rPr>
               <w:t>Destinataire légal</w:t>
             </w:r>
@@ -625,16 +606,13 @@
       </w:tr>
     </w:tbl>
     <w:p>
-      <w:pPr>
-        <w:spacing w:after="120"/>
-      </w:pPr>
       <w:r>
         <w:rPr>
           <w:b w:val="0"/>
           <w:i/>
           <w:sz w:val="18"/>
         </w:rPr>
-        <w:t>Les professionnels destinataires d'une sollicitation acceptée deviennent responsables de traitement distincts pour les seules coordonnées révélées. Tenir à jour les DPA (art. 28) avec chaque sous-traitant. [À COMPLÉTER : dates de signature des DPA]</w:t>
+        <w:t>Les professionnels destinataires d'une sollicitation acceptée deviennent responsables de traitement distincts pour les seules coordonnées révélées. Tenir à jour les DPA (art. 28). [À COMPLÉTER : dates de signature des DPA]</w:t>
       </w:r>
     </w:p>
     <w:p>
@@ -649,16 +627,13 @@
       </w:r>
     </w:p>
     <w:p>
-      <w:pPr>
-        <w:spacing w:after="120"/>
-      </w:pPr>
       <w:r>
         <w:rPr>
           <w:b w:val="0"/>
           <w:i w:val="0"/>
           <w:sz w:val="18"/>
         </w:rPr>
-        <w:t>Mesures de sécurité communes à tous les traitements : hébergement UE, chiffrement en transit (TLS) et au repos, authentification Clerk + middleware, Row Level Security (tables d'audit sans policy = service_role uniquement), rate-limiting, pseudonymisation à la lecture, journalisation des accès (fail-closed + append-only), anti-fraude (unicité IBAN/téléphone/rôle, honeypots).</w:t>
+        <w:t>Mesures de sécurité communes : hébergement UE, chiffrement (TLS + au repos), authentification Clerk + middleware, RLS, rate-limiting, pseudonymisation à la lecture, journalisation des accès (fail-closed + append-only), anti-fraude.</w:t>
       </w:r>
     </w:p>
     <w:p>
@@ -739,7 +714,7 @@
         <w:t xml:space="preserve">Destinataires / sous-traitants : </w:t>
       </w:r>
       <w:r>
-        <w:t>Personnels habilités Majelink ; Clerk ; Brevo (SMS/e-mail) ; Stripe (KYC pro).</w:t>
+        <w:t>Personnels habilités Majelink ; Clerk ; Brevo ; Stripe (KYC pro).</w:t>
       </w:r>
     </w:p>
     <w:p>
@@ -753,7 +728,7 @@
         <w:t xml:space="preserve">Durée de conservation : </w:t>
       </w:r>
       <w:r>
-        <w:t>Durée du compte ; suppression des données identifiantes à la clôture (cf. référentiel).</w:t>
+        <w:t>Durée du compte ; suppression des données identifiantes à la clôture.</w:t>
       </w:r>
     </w:p>
     <w:p>
@@ -767,7 +742,7 @@
         <w:t xml:space="preserve">Particularités / mesures : </w:t>
       </w:r>
       <w:r>
-        <w:t>Téléphone vérifié par OTP ; unicité téléphone/IBAN/e-mail (anti-doublon).</w:t>
+        <w:t>Téléphone vérifié par OTP ; unicité téléphone/IBAN/e-mail.</w:t>
       </w:r>
     </w:p>
     <w:p>
@@ -862,7 +837,7 @@
         <w:t xml:space="preserve">Durée de conservation : </w:t>
       </w:r>
       <w:r>
-        <w:t>Durée du compte ; effacement à la demande / au retrait du consentement.</w:t>
+        <w:t>Durée du compte ; effacement au retrait du consentement.</w:t>
       </w:r>
     </w:p>
     <w:p>
@@ -876,7 +851,7 @@
         <w:t xml:space="preserve">Particularités / mesures : </w:t>
       </w:r>
       <w:r>
-        <w:t>Données financières (revenus, patrimoine) = données « hautement personnelles » → AIPD.</w:t>
+        <w:t>Données financières (revenus, patrimoine) = hautement personnelles → AIPD.</w:t>
       </w:r>
     </w:p>
     <w:p>
@@ -901,7 +876,7 @@
         <w:t xml:space="preserve">Finalité : </w:t>
       </w:r>
       <w:r>
-        <w:t>Ciblage par palier, acceptation explicite des sollicitations, calcul de la rémunération, traçabilité du contrat.</w:t>
+        <w:t>Ciblage par palier, acceptation des sollicitations, calcul de la rémunération, traçabilité.</w:t>
       </w:r>
     </w:p>
     <w:p>
@@ -915,7 +890,7 @@
         <w:t xml:space="preserve">Base légale : </w:t>
       </w:r>
       <w:r>
-        <w:t>Exécution du contrat (art. 6.1.b) ; acceptation d'une sollicitation : consentement (6.1.a).</w:t>
+        <w:t>Exécution du contrat (6.1.b) ; acceptation : consentement (6.1.a).</w:t>
       </w:r>
     </w:p>
     <w:p>
@@ -943,7 +918,7 @@
         <w:t xml:space="preserve">Catégories de données : </w:t>
       </w:r>
       <w:r>
-        <w:t>Données de relation : sollicitations, acceptations/refus, motif du pro, date de décision, code d'authentification de campagne, évaluation post-contact.</w:t>
+        <w:t>Sollicitations, acceptations/refus, motif du pro, date de décision, code de campagne, évaluation post-contact.</w:t>
       </w:r>
     </w:p>
     <w:p>
@@ -971,7 +946,7 @@
         <w:t xml:space="preserve">Durée de conservation : </w:t>
       </w:r>
       <w:r>
-        <w:t>Durée du compte / archivage comptable des transactions (10 ans).</w:t>
+        <w:t>Durée du compte / archivage comptable (10 ans).</w:t>
       </w:r>
     </w:p>
     <w:p>
@@ -985,7 +960,7 @@
         <w:t xml:space="preserve">Particularités / mesures : </w:t>
       </w:r>
       <w:r>
-        <w:t>Aucune donnée transmise sans accord explicite ; séquestre jusqu'à clôture.</w:t>
+        <w:t>Aucune donnée sans accord explicite ; séquestre jusqu'à clôture.</w:t>
       </w:r>
     </w:p>
     <w:p>
@@ -996,7 +971,7 @@
         <w:rPr>
           <w:color w:val="0F172A"/>
         </w:rPr>
-        <w:t>T4 — Pseudonymisation et transmission aux professionnels</w:t>
+        <w:t>T4 — Pseudonymisation et transmission aux pros</w:t>
       </w:r>
     </w:p>
     <w:p>
@@ -1010,7 +985,7 @@
         <w:t xml:space="preserve">Finalité : </w:t>
       </w:r>
       <w:r>
-        <w:t>Transmettre au pro un profil exploitable mais non directement identifiant.</w:t>
+        <w:t>Transmettre un profil exploitable mais non directement identifiant.</w:t>
       </w:r>
     </w:p>
     <w:p>
@@ -1024,7 +999,7 @@
         <w:t xml:space="preserve">Base légale : </w:t>
       </w:r>
       <w:r>
-        <w:t>Exécution du contrat (art. 6.1.b) ; consentement à la sollicitation (6.1.a).</w:t>
+        <w:t>Exécution du contrat (6.1.b) ; consentement à la sollicitation (6.1.a).</w:t>
       </w:r>
     </w:p>
     <w:p>
@@ -1052,7 +1027,7 @@
         <w:t xml:space="preserve">Catégories de données : </w:t>
       </w:r>
       <w:r>
-        <w:t>Profil pseudonymisé : nom masqué, e-mail → alias watermarqué, date de naissance → tranche d'âge, code postal → département, adresse/poste/revenus → supprimés.</w:t>
+        <w:t>Profil pseudonymisé : nom masqué, e-mail → alias, naissance → tranche d'âge, CP → département, adresse/poste/revenus → supprimés.</w:t>
       </w:r>
     </w:p>
     <w:p>
@@ -1080,7 +1055,7 @@
         <w:t xml:space="preserve">Durée de conservation : </w:t>
       </w:r>
       <w:r>
-        <w:t>Cf. T3 ; journal des révélations conservé 24 mois.</w:t>
+        <w:t>Journal des révélations : 24 mois.</w:t>
       </w:r>
     </w:p>
     <w:p>
@@ -1119,7 +1094,7 @@
         <w:t xml:space="preserve">Finalité : </w:t>
       </w:r>
       <w:r>
-        <w:t>Noter la qualité de profil et permettre la segmentation d'audience par les pros.</w:t>
+        <w:t>Noter la qualité de profil et permettre la segmentation d'audience.</w:t>
       </w:r>
     </w:p>
     <w:p>
@@ -1133,7 +1108,7 @@
         <w:t xml:space="preserve">Base légale : </w:t>
       </w:r>
       <w:r>
-        <w:t>Intérêt légitime (art. 6.1.f) — valorisation du profil et pertinence du ciblage. [À COMPLÉTER : balance des intérêts]</w:t>
+        <w:t>Intérêt légitime (6.1.f). [À COMPLÉTER : balance des intérêts]</w:t>
       </w:r>
     </w:p>
     <w:p>
@@ -1161,7 +1136,7 @@
         <w:t xml:space="preserve">Catégories de données : </w:t>
       </w:r>
       <w:r>
-        <w:t>Score (0-1000) dérivé des paliers ; facettes de segmentation (score, région, distance, logement, statut pro, foyer, véhicule, animaux).</w:t>
+        <w:t>Score (0-1000) dérivé des paliers ; facettes (score, région, distance, logement, statut pro, foyer, véhicule, animaux).</w:t>
       </w:r>
     </w:p>
     <w:p>
@@ -1203,7 +1178,7 @@
         <w:t xml:space="preserve">Particularités / mesures : </w:t>
       </w:r>
       <w:r>
-        <w:t>Profilage/scoring + croisement de données → relève de l'AIPD (art. 35).</w:t>
+        <w:t>Profilage + croisement → AIPD (art. 35).</w:t>
       </w:r>
     </w:p>
     <w:p>
@@ -1242,7 +1217,7 @@
         <w:t xml:space="preserve">Base légale : </w:t>
       </w:r>
       <w:r>
-        <w:t>Exécution du contrat (art. 6.1.b).</w:t>
+        <w:t>Exécution du contrat (6.1.b).</w:t>
       </w:r>
     </w:p>
     <w:p>
@@ -1270,7 +1245,7 @@
         <w:t xml:space="preserve">Catégories de données : </w:t>
       </w:r>
       <w:r>
-        <w:t>Identifiant client Stripe (token), IBAN prospect (retraits), historique des transactions wallet, factures.</w:t>
+        <w:t>Identifiant client Stripe (token), IBAN prospect, historique des transactions wallet, factures.</w:t>
       </w:r>
     </w:p>
     <w:p>
@@ -1284,7 +1259,7 @@
         <w:t xml:space="preserve">Destinataires / sous-traitants : </w:t>
       </w:r>
       <w:r>
-        <w:t>Stripe (paiements/virements), personnels Majelink (compta).</w:t>
+        <w:t>Stripe (paiements/virements), personnels Majelink.</w:t>
       </w:r>
     </w:p>
     <w:p>
@@ -1312,7 +1287,7 @@
         <w:t xml:space="preserve">Particularités / mesures : </w:t>
       </w:r>
       <w:r>
-        <w:t>Aucune donnée carte complète stockée par BUUPP (déléguée à Stripe, PCI-DSS).</w:t>
+        <w:t>Aucune donnée carte stockée par BUUPP (Stripe, PCI-DSS) → AIPD paiement.</w:t>
       </w:r>
     </w:p>
     <w:p>
@@ -1337,7 +1312,7 @@
         <w:t xml:space="preserve">Finalité : </w:t>
       </w:r>
       <w:r>
-        <w:t>Émission de factures et déclaration DGFiP au-delà des seuils (2 000 € ou 30 transactions/an).</w:t>
+        <w:t>Factures et déclaration DGFiP au-delà des seuils (2 000 € ou 30 transactions/an).</w:t>
       </w:r>
     </w:p>
     <w:p>
@@ -1351,7 +1326,7 @@
         <w:t xml:space="preserve">Base légale : </w:t>
       </w:r>
       <w:r>
-        <w:t>Obligation légale (art. 6.1.c — CGI art. 242 bis, directive UE DAC7).</w:t>
+        <w:t>Obligation légale (6.1.c — CGI art. 242 bis, DAC7).</w:t>
       </w:r>
     </w:p>
     <w:p>
@@ -1432,7 +1407,7 @@
         <w:t xml:space="preserve">Finalité : </w:t>
       </w:r>
       <w:r>
-        <w:t>Confirmations de sollicitation, alertes d'encaissement, notifications, OTP téléphone.</w:t>
+        <w:t>Confirmations, alertes d'encaissement, notifications, OTP téléphone.</w:t>
       </w:r>
     </w:p>
     <w:p>
@@ -1446,7 +1421,7 @@
         <w:t xml:space="preserve">Base légale : </w:t>
       </w:r>
       <w:r>
-        <w:t>Exécution du contrat (art. 6.1.b) ; SMS OTP : sécurité.</w:t>
+        <w:t>Exécution du contrat (6.1.b) ; SMS OTP : sécurité.</w:t>
       </w:r>
     </w:p>
     <w:p>
@@ -1541,7 +1516,7 @@
         <w:t xml:space="preserve">Finalité : </w:t>
       </w:r>
       <w:r>
-        <w:t>Diffusion médiée de messages à un segment ; mesure d'ouverture (pixel).</w:t>
+        <w:t>Diffusion médiée à un segment ; mesure d'ouverture (pixel).</w:t>
       </w:r>
     </w:p>
     <w:p>
@@ -1555,7 +1530,7 @@
         <w:t xml:space="preserve">Base légale : </w:t>
       </w:r>
       <w:r>
-        <w:t>Exécution du contrat (6.1.b) ; pixel de tracking : consentement (6.1.a).</w:t>
+        <w:t>Exécution du contrat (6.1.b) ; pixel : consentement (6.1.a).</w:t>
       </w:r>
     </w:p>
     <w:p>
@@ -1583,7 +1558,7 @@
         <w:t xml:space="preserve">Catégories de données : </w:t>
       </w:r>
       <w:r>
-        <w:t>Sujet/corps des messages, identifiant destinataire opaque, statut d'ouverture (pixel).</w:t>
+        <w:t>Sujet/corps des messages, identifiant destinataire opaque, statut d'ouverture.</w:t>
       </w:r>
     </w:p>
     <w:p>
@@ -1625,7 +1600,7 @@
         <w:t xml:space="preserve">Particularités / mesures : </w:t>
       </w:r>
       <w:r>
-        <w:t>Le pixel n'est inséré qu'avec consentement explicite.</w:t>
+        <w:t>Pixel inséré uniquement avec consentement explicite.</w:t>
       </w:r>
     </w:p>
     <w:p>
@@ -1636,7 +1611,7 @@
         <w:rPr>
           <w:color w:val="0F172A"/>
         </w:rPr>
-        <w:t>T10 — Prévention de la fraude et journalisation des accès</w:t>
+        <w:t>T10 — Prévention de la fraude et journalisation</w:t>
       </w:r>
     </w:p>
     <w:p>
@@ -1664,7 +1639,7 @@
         <w:t xml:space="preserve">Base légale : </w:t>
       </w:r>
       <w:r>
-        <w:t>Intérêt légitime (art. 6.1.f) — sécurité du service et lutte contre la fraude.</w:t>
+        <w:t>Intérêt légitime (6.1.f) — sécurité et lutte contre la fraude.</w:t>
       </w:r>
     </w:p>
     <w:p>
@@ -1692,7 +1667,7 @@
         <w:t xml:space="preserve">Catégories de données : </w:t>
       </w:r>
       <w:r>
-        <w:t>Contraintes d'unicité (IBAN, téléphone E.164, e-mail, rôle), honeypots, alias watermarqués, journal des révélations (qui/quoi/quand), clics de contact.</w:t>
+        <w:t>Contraintes d'unicité (IBAN, téléphone E.164, e-mail, rôle), honeypots, alias watermarqués, journal des révélations, clics de contact.</w:t>
       </w:r>
     </w:p>
     <w:p>
@@ -1759,7 +1734,7 @@
         <w:t xml:space="preserve">Finalité : </w:t>
       </w:r>
       <w:r>
-        <w:t>Inscription en liste d'attente avant lancement, protection anti-bot.</w:t>
+        <w:t>Inscription avant lancement, protection anti-bot.</w:t>
       </w:r>
     </w:p>
     <w:p>
@@ -1773,7 +1748,7 @@
         <w:t xml:space="preserve">Base légale : </w:t>
       </w:r>
       <w:r>
-        <w:t>Consentement (6.1.a) pour l'inscription ; intérêt légitime (6.1.f) pour l'anti-bot.</w:t>
+        <w:t>Consentement (6.1.a) ; anti-bot : intérêt légitime (6.1.f).</w:t>
       </w:r>
     </w:p>
     <w:p>
@@ -1829,7 +1804,7 @@
         <w:t xml:space="preserve">Durée de conservation : </w:t>
       </w:r>
       <w:r>
-        <w:t>IP hashées : 12 mois ; e-mails de prospection : cf. référentiel (3 ans CNIL).</w:t>
+        <w:t>IP hashées : 12 mois ; e-mails de prospection : 3 ans (CNIL).</w:t>
       </w:r>
     </w:p>
     <w:p>
@@ -1843,7 +1818,7 @@
         <w:t xml:space="preserve">Particularités / mesures : </w:t>
       </w:r>
       <w:r>
-        <w:t>Honeypot anti-bot ; IP pseudonymisée par hachage salé.</w:t>
+        <w:t>Honeypot anti-bot ; IP pseudonymisée.</w:t>
       </w:r>
     </w:p>
     <w:p>
@@ -1882,7 +1857,7 @@
         <w:t xml:space="preserve">Base légale : </w:t>
       </w:r>
       <w:r>
-        <w:t>Obligation légale (art. 6.1.c — art. 12 à 22 RGPD).</w:t>
+        <w:t>Obligation légale (6.1.c — art. 12 à 22 RGPD).</w:t>
       </w:r>
     </w:p>
     <w:p>
@@ -1910,7 +1885,7 @@
         <w:t xml:space="preserve">Catégories de données : </w:t>
       </w:r>
       <w:r>
-        <w:t>Identité du demandeur, objet de la demande, échanges, justificatif d'identité.</w:t>
+        <w:t>Identité du demandeur, objet, échanges, justificatif d'identité.</w:t>
       </w:r>
     </w:p>
     <w:p>
@@ -1938,7 +1913,7 @@
         <w:t xml:space="preserve">Durée de conservation : </w:t>
       </w:r>
       <w:r>
-        <w:t>Le temps du traitement de la demande + délai de preuve (cf. référentiel).</w:t>
+        <w:t>Le temps du traitement + délai de preuve. [À COMPLÉTER]</w:t>
       </w:r>
     </w:p>
     <w:p>
@@ -1991,7 +1966,7 @@
         <w:t xml:space="preserve">Base légale : </w:t>
       </w:r>
       <w:r>
-        <w:t>Intérêt légitime (art. 6.1.f).</w:t>
+        <w:t>Intérêt légitime (6.1.f).</w:t>
       </w:r>
     </w:p>
     <w:p>
@@ -2019,7 +1994,7 @@
         <w:t xml:space="preserve">Catégories de données : </w:t>
       </w:r>
       <w:r>
-        <w:t>Agrégats anonymisés ; journal d'événements administrateur (admin_events).</w:t>
+        <w:t>Agrégats anonymisés ; journal d'événements administrateur.</w:t>
       </w:r>
     </w:p>
     <w:p>
@@ -2061,7 +2036,7 @@
         <w:t xml:space="preserve">Particularités / mesures : </w:t>
       </w:r>
       <w:r>
-        <w:t>Mesure d'audience web via Vercel Analytics — sans cookie.</w:t>
+        <w:t>Mesure d'audience via Vercel Analytics — sans cookie.</w:t>
       </w:r>
     </w:p>
     <w:sectPr>
